--- a/Questions/Blood Relations.docx
+++ b/Questions/Blood Relations.docx
@@ -12,13 +12,6 @@
         <w:rPr>
           <w:lang w:val="en-IN"/>
         </w:rPr>
-        <w:t>Q1</w:t>
-      </w:r>
-      <w:r>
-        <w:rPr>
-          <w:lang w:val="en-IN"/>
-        </w:rPr>
-        <w:br/>
         <w:t>Ravi said, “She is the daughter of my grandfather’s only son.” How is this woman related to Ravi?</w:t>
       </w:r>
       <w:r>
@@ -54,7 +47,7 @@
           <w:lang w:val="en-IN"/>
         </w:rPr>
         <w:br/>
-        <w:t>C</w:t>
+        <w:t>Answer: C</w:t>
       </w:r>
     </w:p>
     <w:p>
@@ -67,13 +60,6 @@
         <w:rPr>
           <w:lang w:val="en-IN"/>
         </w:rPr>
-        <w:t>Q2</w:t>
-      </w:r>
-      <w:r>
-        <w:rPr>
-          <w:lang w:val="en-IN"/>
-        </w:rPr>
-        <w:br/>
         <w:t>A man said, “I have no siblings, but the boy is the son of my father’s only son.” Who is the boy in relation to the man?</w:t>
       </w:r>
       <w:r>
@@ -109,7 +95,7 @@
           <w:lang w:val="en-IN"/>
         </w:rPr>
         <w:br/>
-        <w:t>B</w:t>
+        <w:t>Answer: B</w:t>
       </w:r>
     </w:p>
     <w:p>
@@ -122,13 +108,6 @@
         <w:rPr>
           <w:lang w:val="en-IN"/>
         </w:rPr>
-        <w:t>Q3</w:t>
-      </w:r>
-      <w:r>
-        <w:rPr>
-          <w:lang w:val="en-IN"/>
-        </w:rPr>
-        <w:br/>
         <w:t>At a wedding, Ramesh said, “She is the wife of my mother’s only son.” Who is this woman?</w:t>
       </w:r>
       <w:r>
@@ -164,7 +143,7 @@
           <w:lang w:val="en-IN"/>
         </w:rPr>
         <w:br/>
-        <w:t>C</w:t>
+        <w:t>Answer: C</w:t>
       </w:r>
     </w:p>
     <w:p>
@@ -177,28 +156,7 @@
         <w:rPr>
           <w:lang w:val="en-IN"/>
         </w:rPr>
-        <w:t>Q4</w:t>
-      </w:r>
-      <w:r>
-        <w:rPr>
-          <w:lang w:val="en-IN"/>
-        </w:rPr>
-        <w:br/>
-        <w:t xml:space="preserve">If A is the brother of B, B is the sister of C, and C is the father of D, how is A related to </w:t>
-      </w:r>
-      <w:proofErr w:type="spellStart"/>
-      <w:r>
-        <w:rPr>
-          <w:lang w:val="en-IN"/>
-        </w:rPr>
-        <w:t>D</w:t>
-      </w:r>
-      <w:proofErr w:type="spellEnd"/>
-      <w:r>
-        <w:rPr>
-          <w:lang w:val="en-IN"/>
-        </w:rPr>
-        <w:t>?</w:t>
+        <w:t>If A is the brother of B, B is the sister of C, and C is the father of D, how is A related to D?</w:t>
       </w:r>
       <w:r>
         <w:rPr>
@@ -233,7 +191,7 @@
           <w:lang w:val="en-IN"/>
         </w:rPr>
         <w:br/>
-        <w:t>A</w:t>
+        <w:t>Answer: A</w:t>
       </w:r>
     </w:p>
     <w:p>
@@ -246,13 +204,6 @@
         <w:rPr>
           <w:lang w:val="en-IN"/>
         </w:rPr>
-        <w:t>Q5</w:t>
-      </w:r>
-      <w:r>
-        <w:rPr>
-          <w:lang w:val="en-IN"/>
-        </w:rPr>
-        <w:br/>
         <w:t>Esha is the mother of Karan, and Karan is the grandson of Seema. Sanjay is the father of Abhishek. How is Esha related to Abhishek?</w:t>
       </w:r>
       <w:r>
@@ -288,7 +239,7 @@
           <w:lang w:val="en-IN"/>
         </w:rPr>
         <w:br/>
-        <w:t>C</w:t>
+        <w:t>Answer: C</w:t>
       </w:r>
     </w:p>
     <w:p>
@@ -301,13 +252,6 @@
         <w:rPr>
           <w:lang w:val="en-IN"/>
         </w:rPr>
-        <w:t>Q6</w:t>
-      </w:r>
-      <w:r>
-        <w:rPr>
-          <w:lang w:val="en-IN"/>
-        </w:rPr>
-        <w:br/>
         <w:t>A man pointed to a boy and said, “He is the son of my grandfather’s only daughter.” How is the boy related to him?</w:t>
       </w:r>
       <w:r>
@@ -343,7 +287,7 @@
           <w:lang w:val="en-IN"/>
         </w:rPr>
         <w:br/>
-        <w:t>A</w:t>
+        <w:t>Answer: A</w:t>
       </w:r>
     </w:p>
     <w:p>
@@ -356,13 +300,6 @@
         <w:rPr>
           <w:lang w:val="en-IN"/>
         </w:rPr>
-        <w:t>Q7</w:t>
-      </w:r>
-      <w:r>
-        <w:rPr>
-          <w:lang w:val="en-IN"/>
-        </w:rPr>
-        <w:br/>
         <w:t>Varsha is the mother of Lakshya, and Lakshya is the grandson of Bharat. How is Varsha related to Udit if Bharat is Udit’s father?</w:t>
       </w:r>
       <w:r>
@@ -398,7 +335,7 @@
           <w:lang w:val="en-IN"/>
         </w:rPr>
         <w:br/>
-        <w:t>A</w:t>
+        <w:t>Answer: A</w:t>
       </w:r>
     </w:p>
     <w:p>
@@ -411,13 +348,6 @@
         <w:rPr>
           <w:lang w:val="en-IN"/>
         </w:rPr>
-        <w:t>Q8</w:t>
-      </w:r>
-      <w:r>
-        <w:rPr>
-          <w:lang w:val="en-IN"/>
-        </w:rPr>
-        <w:br/>
         <w:t>Raju said about a woman, “She is the daughter of my grandfather’s only son-in-law.” How is she related to Raju?</w:t>
       </w:r>
       <w:r>
@@ -425,12 +355,6 @@
           <w:lang w:val="en-IN"/>
         </w:rPr>
         <w:br/>
-      </w:r>
-      <w:r>
-        <w:rPr>
-          <w:lang w:val="en-IN"/>
-        </w:rPr>
-        <w:lastRenderedPageBreak/>
         <w:t>Sister</w:t>
       </w:r>
       <w:r>
@@ -459,7 +383,7 @@
           <w:lang w:val="en-IN"/>
         </w:rPr>
         <w:br/>
-        <w:t>A</w:t>
+        <w:t>Answer: A</w:t>
       </w:r>
     </w:p>
     <w:p>
@@ -472,13 +396,6 @@
         <w:rPr>
           <w:lang w:val="en-IN"/>
         </w:rPr>
-        <w:t>Q9</w:t>
-      </w:r>
-      <w:r>
-        <w:rPr>
-          <w:lang w:val="en-IN"/>
-        </w:rPr>
-        <w:br/>
         <w:t>Rajni is the daughter of Meena, and Richa is the grandmother of Dev. How is Rajni related to Dev?</w:t>
       </w:r>
       <w:r>
@@ -500,6 +417,12 @@
           <w:lang w:val="en-IN"/>
         </w:rPr>
         <w:br/>
+      </w:r>
+      <w:r>
+        <w:rPr>
+          <w:lang w:val="en-IN"/>
+        </w:rPr>
+        <w:lastRenderedPageBreak/>
         <w:t>Granddaughter</w:t>
       </w:r>
       <w:r>
@@ -514,7 +437,7 @@
           <w:lang w:val="en-IN"/>
         </w:rPr>
         <w:br/>
-        <w:t>D</w:t>
+        <w:t>Answer: D</w:t>
       </w:r>
     </w:p>
     <w:p>
@@ -527,13 +450,6 @@
         <w:rPr>
           <w:lang w:val="en-IN"/>
         </w:rPr>
-        <w:t>Q10</w:t>
-      </w:r>
-      <w:r>
-        <w:rPr>
-          <w:lang w:val="en-IN"/>
-        </w:rPr>
-        <w:br/>
         <w:t>Swati said, “His mother is the only daughter of my father.” How is the man related to Swati?</w:t>
       </w:r>
       <w:r>
@@ -569,7 +485,7 @@
           <w:lang w:val="en-IN"/>
         </w:rPr>
         <w:br/>
-        <w:t>A</w:t>
+        <w:t>Answer: A</w:t>
       </w:r>
     </w:p>
     <w:p>
@@ -582,13 +498,6 @@
         <w:rPr>
           <w:lang w:val="en-IN"/>
         </w:rPr>
-        <w:t>Q11</w:t>
-      </w:r>
-      <w:r>
-        <w:rPr>
-          <w:lang w:val="en-IN"/>
-        </w:rPr>
-        <w:br/>
         <w:t>If Varsha is the mother of Mohit and Mohit is the son of Naveen, how is Varsha related to Naveen?</w:t>
       </w:r>
       <w:r>
@@ -624,7 +533,7 @@
           <w:lang w:val="en-IN"/>
         </w:rPr>
         <w:br/>
-        <w:t>D</w:t>
+        <w:t>Answer: D</w:t>
       </w:r>
     </w:p>
     <w:p>
@@ -637,13 +546,6 @@
         <w:rPr>
           <w:lang w:val="en-IN"/>
         </w:rPr>
-        <w:t>Q12</w:t>
-      </w:r>
-      <w:r>
-        <w:rPr>
-          <w:lang w:val="en-IN"/>
-        </w:rPr>
-        <w:br/>
         <w:t>Prakash is the father of Sanjay, and Sanjay is the son of Lakshmi. How is Prakash related to Tarun if Lakshmi is Tarun’s mother?</w:t>
       </w:r>
       <w:r>
@@ -679,7 +581,7 @@
           <w:lang w:val="en-IN"/>
         </w:rPr>
         <w:br/>
-        <w:t>B</w:t>
+        <w:t>Answer: B</w:t>
       </w:r>
     </w:p>
     <w:p>
@@ -692,13 +594,6 @@
         <w:rPr>
           <w:lang w:val="en-IN"/>
         </w:rPr>
-        <w:t>Q13</w:t>
-      </w:r>
-      <w:r>
-        <w:rPr>
-          <w:lang w:val="en-IN"/>
-        </w:rPr>
-        <w:br/>
         <w:t>Ravi said, “Rohit is the son of the only brother of my father’s wife.” How is Rohit related to Ravi?</w:t>
       </w:r>
       <w:r>
@@ -734,7 +629,7 @@
           <w:lang w:val="en-IN"/>
         </w:rPr>
         <w:br/>
-        <w:t>B</w:t>
+        <w:t>Answer: B</w:t>
       </w:r>
     </w:p>
     <w:p>
@@ -747,13 +642,6 @@
         <w:rPr>
           <w:lang w:val="en-IN"/>
         </w:rPr>
-        <w:t>Q14</w:t>
-      </w:r>
-      <w:r>
-        <w:rPr>
-          <w:lang w:val="en-IN"/>
-        </w:rPr>
-        <w:br/>
         <w:t>Anjali is the mother of Prakash, and Prakash is the grandson of Omkar. How is Ravi related to Anjali if Sachin is Ravi’s brother?</w:t>
       </w:r>
       <w:r>
@@ -789,7 +677,7 @@
           <w:lang w:val="en-IN"/>
         </w:rPr>
         <w:br/>
-        <w:t>A</w:t>
+        <w:t>Answer: A</w:t>
       </w:r>
     </w:p>
     <w:p>
@@ -802,13 +690,6 @@
         <w:rPr>
           <w:lang w:val="en-IN"/>
         </w:rPr>
-        <w:t>Q15</w:t>
-      </w:r>
-      <w:r>
-        <w:rPr>
-          <w:lang w:val="en-IN"/>
-        </w:rPr>
-        <w:br/>
         <w:t>A man said to a woman, “Your mother’s husband’s sister is my aunt.” How is the woman related to him?</w:t>
       </w:r>
       <w:r>
@@ -844,13 +725,7 @@
           <w:lang w:val="en-IN"/>
         </w:rPr>
         <w:br/>
-      </w:r>
-      <w:r>
-        <w:rPr>
-          <w:lang w:val="en-IN"/>
-        </w:rPr>
-        <w:lastRenderedPageBreak/>
-        <w:t>A</w:t>
+        <w:t>Answer: A</w:t>
       </w:r>
     </w:p>
     <w:p>
@@ -863,13 +738,6 @@
         <w:rPr>
           <w:lang w:val="en-IN"/>
         </w:rPr>
-        <w:t>Q16</w:t>
-      </w:r>
-      <w:r>
-        <w:rPr>
-          <w:lang w:val="en-IN"/>
-        </w:rPr>
-        <w:br/>
         <w:t>Suman is the mother of Tarun, and Tarun is the grandson of Yamini. How is Suman related to Bharat if Abhishek is Bharat’s father?</w:t>
       </w:r>
       <w:r>
@@ -905,7 +773,7 @@
           <w:lang w:val="en-IN"/>
         </w:rPr>
         <w:br/>
-        <w:t>B</w:t>
+        <w:t>Answer: B</w:t>
       </w:r>
     </w:p>
     <w:p>
@@ -918,13 +786,6 @@
         <w:rPr>
           <w:lang w:val="en-IN"/>
         </w:rPr>
-        <w:t>Q17</w:t>
-      </w:r>
-      <w:r>
-        <w:rPr>
-          <w:lang w:val="en-IN"/>
-        </w:rPr>
-        <w:br/>
         <w:t>Renu is the mother of Sachin, and Arjun is the grandfather of Varun. How is Renu related to Varun?</w:t>
       </w:r>
       <w:r>
@@ -960,7 +821,7 @@
           <w:lang w:val="en-IN"/>
         </w:rPr>
         <w:br/>
-        <w:t>B</w:t>
+        <w:t>Answer: B</w:t>
       </w:r>
     </w:p>
     <w:p>
@@ -973,13 +834,6 @@
         <w:rPr>
           <w:lang w:val="en-IN"/>
         </w:rPr>
-        <w:t>Q18</w:t>
-      </w:r>
-      <w:r>
-        <w:rPr>
-          <w:lang w:val="en-IN"/>
-        </w:rPr>
-        <w:br/>
         <w:t>A said, “My father’s sister’s son is my cousin.” Who is he referring to?</w:t>
       </w:r>
       <w:r>
@@ -987,6 +841,12 @@
           <w:lang w:val="en-IN"/>
         </w:rPr>
         <w:br/>
+      </w:r>
+      <w:r>
+        <w:rPr>
+          <w:lang w:val="en-IN"/>
+        </w:rPr>
+        <w:lastRenderedPageBreak/>
         <w:t>Brother</w:t>
       </w:r>
       <w:r>
@@ -1015,7 +875,7 @@
           <w:lang w:val="en-IN"/>
         </w:rPr>
         <w:br/>
-        <w:t>B</w:t>
+        <w:t>Answer: B</w:t>
       </w:r>
     </w:p>
     <w:p>
@@ -1028,13 +888,6 @@
         <w:rPr>
           <w:lang w:val="en-IN"/>
         </w:rPr>
-        <w:t>Q19</w:t>
-      </w:r>
-      <w:r>
-        <w:rPr>
-          <w:lang w:val="en-IN"/>
-        </w:rPr>
-        <w:br/>
         <w:t>John said, “She is the only daughter of my mother’s father.” How is the woman related to him?</w:t>
       </w:r>
       <w:r>
@@ -1070,7 +923,7 @@
           <w:lang w:val="en-IN"/>
         </w:rPr>
         <w:br/>
-        <w:t>C</w:t>
+        <w:t>Answer: B</w:t>
       </w:r>
     </w:p>
     <w:p>
@@ -1083,13 +936,6 @@
         <w:rPr>
           <w:lang w:val="en-IN"/>
         </w:rPr>
-        <w:t>Q20</w:t>
-      </w:r>
-      <w:r>
-        <w:rPr>
-          <w:lang w:val="en-IN"/>
-        </w:rPr>
-        <w:br/>
         <w:t>P is the son of Q, Q is the daughter of R, and R is the mother of S. How is S related to P?</w:t>
       </w:r>
       <w:r>
@@ -1125,7 +971,7 @@
           <w:lang w:val="en-IN"/>
         </w:rPr>
         <w:br/>
-        <w:t>A</w:t>
+        <w:t>Answer: A</w:t>
       </w:r>
     </w:p>
     <w:p>
@@ -1138,13 +984,6 @@
         <w:rPr>
           <w:lang w:val="en-IN"/>
         </w:rPr>
-        <w:t>Q21</w:t>
-      </w:r>
-      <w:r>
-        <w:rPr>
-          <w:lang w:val="en-IN"/>
-        </w:rPr>
-        <w:br/>
         <w:t>A is the brother of B, and B is the father of C. How is A related to C?</w:t>
       </w:r>
       <w:r>
@@ -1180,7 +1019,7 @@
           <w:lang w:val="en-IN"/>
         </w:rPr>
         <w:br/>
-        <w:t>A</w:t>
+        <w:t>Answer: A</w:t>
       </w:r>
     </w:p>
     <w:p>
@@ -1193,13 +1032,6 @@
         <w:rPr>
           <w:lang w:val="en-IN"/>
         </w:rPr>
-        <w:t>Q22</w:t>
-      </w:r>
-      <w:r>
-        <w:rPr>
-          <w:lang w:val="en-IN"/>
-        </w:rPr>
-        <w:br/>
         <w:t>If T is the brother of U, and U is the daughter of V, how is V related to T?</w:t>
       </w:r>
       <w:r>
@@ -1235,7 +1067,7 @@
           <w:lang w:val="en-IN"/>
         </w:rPr>
         <w:br/>
-        <w:t>A</w:t>
+        <w:t>Answer: A</w:t>
       </w:r>
     </w:p>
     <w:p>
@@ -1248,13 +1080,6 @@
         <w:rPr>
           <w:lang w:val="en-IN"/>
         </w:rPr>
-        <w:t>Q23</w:t>
-      </w:r>
-      <w:r>
-        <w:rPr>
-          <w:lang w:val="en-IN"/>
-        </w:rPr>
-        <w:br/>
         <w:t>Peter is the son of David’s father’s only daughter. How is David related to Peter?</w:t>
       </w:r>
       <w:r>
@@ -1277,6 +1102,1115 @@
         </w:rPr>
         <w:br/>
         <w:t>Uncle</w:t>
+      </w:r>
+      <w:r>
+        <w:rPr>
+          <w:lang w:val="en-IN"/>
+        </w:rPr>
+        <w:br/>
+        <w:t>Nephew</w:t>
+      </w:r>
+      <w:r>
+        <w:rPr>
+          <w:lang w:val="en-IN"/>
+        </w:rPr>
+        <w:br/>
+        <w:t>Answer: A</w:t>
+      </w:r>
+    </w:p>
+    <w:p>
+      <w:pPr>
+        <w:rPr>
+          <w:lang w:val="en-IN"/>
+        </w:rPr>
+      </w:pPr>
+      <w:r>
+        <w:rPr>
+          <w:lang w:val="en-IN"/>
+        </w:rPr>
+        <w:t>Maria and Lisa are sisters. James is Maria’s brother. What is James’ relationship to Lisa?</w:t>
+      </w:r>
+      <w:r>
+        <w:rPr>
+          <w:lang w:val="en-IN"/>
+        </w:rPr>
+        <w:br/>
+        <w:t>Son</w:t>
+      </w:r>
+      <w:r>
+        <w:rPr>
+          <w:lang w:val="en-IN"/>
+        </w:rPr>
+        <w:br/>
+        <w:t>Brother</w:t>
+      </w:r>
+      <w:r>
+        <w:rPr>
+          <w:lang w:val="en-IN"/>
+        </w:rPr>
+        <w:br/>
+        <w:t>Cousin</w:t>
+      </w:r>
+      <w:r>
+        <w:rPr>
+          <w:lang w:val="en-IN"/>
+        </w:rPr>
+        <w:br/>
+        <w:t>Uncle</w:t>
+      </w:r>
+      <w:r>
+        <w:rPr>
+          <w:lang w:val="en-IN"/>
+        </w:rPr>
+        <w:br/>
+        <w:t>Answer: B</w:t>
+      </w:r>
+    </w:p>
+    <w:p>
+      <w:pPr>
+        <w:rPr>
+          <w:lang w:val="en-IN"/>
+        </w:rPr>
+      </w:pPr>
+      <w:r>
+        <w:rPr>
+          <w:lang w:val="en-IN"/>
+        </w:rPr>
+        <w:t>A said, “My mother’s brother’s son is my cousin.” Is this statement correct?</w:t>
+      </w:r>
+      <w:r>
+        <w:rPr>
+          <w:lang w:val="en-IN"/>
+        </w:rPr>
+        <w:br/>
+        <w:t>True</w:t>
+      </w:r>
+      <w:r>
+        <w:rPr>
+          <w:lang w:val="en-IN"/>
+        </w:rPr>
+        <w:br/>
+        <w:t>False</w:t>
+      </w:r>
+      <w:r>
+        <w:rPr>
+          <w:lang w:val="en-IN"/>
+        </w:rPr>
+        <w:br/>
+        <w:t>Cannot tell</w:t>
+      </w:r>
+      <w:r>
+        <w:rPr>
+          <w:lang w:val="en-IN"/>
+        </w:rPr>
+        <w:br/>
+        <w:t>None</w:t>
+      </w:r>
+      <w:r>
+        <w:rPr>
+          <w:lang w:val="en-IN"/>
+        </w:rPr>
+        <w:br/>
+        <w:t>Answer: A</w:t>
+      </w:r>
+    </w:p>
+    <w:p>
+      <w:pPr>
+        <w:rPr>
+          <w:lang w:val="en-IN"/>
+        </w:rPr>
+      </w:pPr>
+      <w:r>
+        <w:rPr>
+          <w:lang w:val="en-IN"/>
+        </w:rPr>
+        <w:t>If X and Y are siblings and Y is the son of Z, how is X related to Z?</w:t>
+      </w:r>
+      <w:r>
+        <w:rPr>
+          <w:lang w:val="en-IN"/>
+        </w:rPr>
+        <w:br/>
+        <w:t>Aunt/Uncle</w:t>
+      </w:r>
+      <w:r>
+        <w:rPr>
+          <w:lang w:val="en-IN"/>
+        </w:rPr>
+        <w:br/>
+        <w:t>Mother</w:t>
+      </w:r>
+      <w:r>
+        <w:rPr>
+          <w:lang w:val="en-IN"/>
+        </w:rPr>
+        <w:br/>
+        <w:t>Sister</w:t>
+      </w:r>
+      <w:r>
+        <w:rPr>
+          <w:lang w:val="en-IN"/>
+        </w:rPr>
+        <w:br/>
+        <w:t>Daughter</w:t>
+      </w:r>
+      <w:r>
+        <w:rPr>
+          <w:lang w:val="en-IN"/>
+        </w:rPr>
+        <w:br/>
+        <w:t>Answer: A</w:t>
+      </w:r>
+    </w:p>
+    <w:p>
+      <w:pPr>
+        <w:rPr>
+          <w:lang w:val="en-IN"/>
+        </w:rPr>
+      </w:pPr>
+      <w:r>
+        <w:rPr>
+          <w:lang w:val="en-IN"/>
+        </w:rPr>
+        <w:t>A said, “The son of my grandfather’s son is my father.” How is A related to the son?</w:t>
+      </w:r>
+      <w:r>
+        <w:rPr>
+          <w:lang w:val="en-IN"/>
+        </w:rPr>
+        <w:br/>
+        <w:t>Brother</w:t>
+      </w:r>
+      <w:r>
+        <w:rPr>
+          <w:lang w:val="en-IN"/>
+        </w:rPr>
+        <w:br/>
+        <w:t>Nephew</w:t>
+      </w:r>
+      <w:r>
+        <w:rPr>
+          <w:lang w:val="en-IN"/>
+        </w:rPr>
+        <w:br/>
+      </w:r>
+      <w:r>
+        <w:rPr>
+          <w:lang w:val="en-IN"/>
+        </w:rPr>
+        <w:lastRenderedPageBreak/>
+        <w:t>Son</w:t>
+      </w:r>
+      <w:r>
+        <w:rPr>
+          <w:lang w:val="en-IN"/>
+        </w:rPr>
+        <w:br/>
+        <w:t>Cousin</w:t>
+      </w:r>
+      <w:r>
+        <w:rPr>
+          <w:lang w:val="en-IN"/>
+        </w:rPr>
+        <w:br/>
+        <w:t>Answer: D</w:t>
+      </w:r>
+    </w:p>
+    <w:p>
+      <w:pPr>
+        <w:rPr>
+          <w:lang w:val="en-IN"/>
+        </w:rPr>
+      </w:pPr>
+      <w:r>
+        <w:rPr>
+          <w:lang w:val="en-IN"/>
+        </w:rPr>
+        <w:t>A mother pointed and said, “He is the son of my only son.” How is the boy related to the mother?</w:t>
+      </w:r>
+      <w:r>
+        <w:rPr>
+          <w:lang w:val="en-IN"/>
+        </w:rPr>
+        <w:br/>
+        <w:t>Son</w:t>
+      </w:r>
+      <w:r>
+        <w:rPr>
+          <w:lang w:val="en-IN"/>
+        </w:rPr>
+        <w:br/>
+        <w:t>Grandson</w:t>
+      </w:r>
+      <w:r>
+        <w:rPr>
+          <w:lang w:val="en-IN"/>
+        </w:rPr>
+        <w:br/>
+        <w:t>Nephew</w:t>
+      </w:r>
+      <w:r>
+        <w:rPr>
+          <w:lang w:val="en-IN"/>
+        </w:rPr>
+        <w:br/>
+        <w:t>Brother</w:t>
+      </w:r>
+      <w:r>
+        <w:rPr>
+          <w:lang w:val="en-IN"/>
+        </w:rPr>
+        <w:br/>
+        <w:t>Answer: B</w:t>
+      </w:r>
+    </w:p>
+    <w:p>
+      <w:pPr>
+        <w:rPr>
+          <w:lang w:val="en-IN"/>
+        </w:rPr>
+      </w:pPr>
+      <w:r>
+        <w:rPr>
+          <w:lang w:val="en-IN"/>
+        </w:rPr>
+        <w:t>A said, “The father of my sister’s brother is my father.” Is this statement true?</w:t>
+      </w:r>
+      <w:r>
+        <w:rPr>
+          <w:lang w:val="en-IN"/>
+        </w:rPr>
+        <w:br/>
+        <w:t>True</w:t>
+      </w:r>
+      <w:r>
+        <w:rPr>
+          <w:lang w:val="en-IN"/>
+        </w:rPr>
+        <w:br/>
+        <w:t>False</w:t>
+      </w:r>
+      <w:r>
+        <w:rPr>
+          <w:lang w:val="en-IN"/>
+        </w:rPr>
+        <w:br/>
+        <w:t>Cannot tell</w:t>
+      </w:r>
+      <w:r>
+        <w:rPr>
+          <w:lang w:val="en-IN"/>
+        </w:rPr>
+        <w:br/>
+        <w:t>None</w:t>
+      </w:r>
+      <w:r>
+        <w:rPr>
+          <w:lang w:val="en-IN"/>
+        </w:rPr>
+        <w:br/>
+        <w:t>Answer: A</w:t>
+      </w:r>
+    </w:p>
+    <w:p>
+      <w:pPr>
+        <w:rPr>
+          <w:lang w:val="en-IN"/>
+        </w:rPr>
+      </w:pPr>
+      <w:r>
+        <w:rPr>
+          <w:lang w:val="en-IN"/>
+        </w:rPr>
+        <w:t>A said, “This girl’s father is my grandfather’s only son.” How is the girl related to A?</w:t>
+      </w:r>
+      <w:r>
+        <w:rPr>
+          <w:lang w:val="en-IN"/>
+        </w:rPr>
+        <w:br/>
+        <w:t>Cousin</w:t>
+      </w:r>
+      <w:r>
+        <w:rPr>
+          <w:lang w:val="en-IN"/>
+        </w:rPr>
+        <w:br/>
+        <w:t>Sister</w:t>
+      </w:r>
+      <w:r>
+        <w:rPr>
+          <w:lang w:val="en-IN"/>
+        </w:rPr>
+        <w:br/>
+        <w:t>Aunt</w:t>
+      </w:r>
+      <w:r>
+        <w:rPr>
+          <w:lang w:val="en-IN"/>
+        </w:rPr>
+        <w:br/>
+        <w:t>Daughter</w:t>
+      </w:r>
+      <w:r>
+        <w:rPr>
+          <w:lang w:val="en-IN"/>
+        </w:rPr>
+        <w:br/>
+        <w:t>Answer: A</w:t>
+      </w:r>
+    </w:p>
+    <w:p>
+      <w:pPr>
+        <w:rPr>
+          <w:lang w:val="en-IN"/>
+        </w:rPr>
+      </w:pPr>
+      <w:r>
+        <w:rPr>
+          <w:lang w:val="en-IN"/>
+        </w:rPr>
+        <w:t>B is the father of A. C is the mother of B. How is C related to A?</w:t>
+      </w:r>
+      <w:r>
+        <w:rPr>
+          <w:lang w:val="en-IN"/>
+        </w:rPr>
+        <w:br/>
+        <w:t>Aunt</w:t>
+      </w:r>
+      <w:r>
+        <w:rPr>
+          <w:lang w:val="en-IN"/>
+        </w:rPr>
+        <w:br/>
+        <w:t>Grandmother</w:t>
+      </w:r>
+      <w:r>
+        <w:rPr>
+          <w:lang w:val="en-IN"/>
+        </w:rPr>
+        <w:br/>
+        <w:t>Mother</w:t>
+      </w:r>
+      <w:r>
+        <w:rPr>
+          <w:lang w:val="en-IN"/>
+        </w:rPr>
+        <w:br/>
+        <w:t>Sister</w:t>
+      </w:r>
+      <w:r>
+        <w:rPr>
+          <w:lang w:val="en-IN"/>
+        </w:rPr>
+        <w:br/>
+        <w:t>Answer: B</w:t>
+      </w:r>
+    </w:p>
+    <w:p>
+      <w:pPr>
+        <w:rPr>
+          <w:lang w:val="en-IN"/>
+        </w:rPr>
+      </w:pPr>
+      <w:r>
+        <w:rPr>
+          <w:lang w:val="en-IN"/>
+        </w:rPr>
+        <w:t xml:space="preserve">A </w:t>
+      </w:r>
+      <w:proofErr w:type="gramStart"/>
+      <w:r>
+        <w:rPr>
+          <w:lang w:val="en-IN"/>
+        </w:rPr>
+        <w:t>points</w:t>
+      </w:r>
+      <w:proofErr w:type="gramEnd"/>
+      <w:r>
+        <w:rPr>
+          <w:lang w:val="en-IN"/>
+        </w:rPr>
+        <w:t xml:space="preserve"> to B’s photo and says, “He is the nephew of my father’s brother.” How is B related to A?</w:t>
+      </w:r>
+      <w:r>
+        <w:rPr>
+          <w:lang w:val="en-IN"/>
+        </w:rPr>
+        <w:br/>
+        <w:t>Cousin</w:t>
+      </w:r>
+      <w:r>
+        <w:rPr>
+          <w:lang w:val="en-IN"/>
+        </w:rPr>
+        <w:br/>
+        <w:t>Brother</w:t>
+      </w:r>
+      <w:r>
+        <w:rPr>
+          <w:lang w:val="en-IN"/>
+        </w:rPr>
+        <w:br/>
+        <w:t>Son</w:t>
+      </w:r>
+      <w:r>
+        <w:rPr>
+          <w:lang w:val="en-IN"/>
+        </w:rPr>
+        <w:br/>
+        <w:t>Uncle</w:t>
+      </w:r>
+      <w:r>
+        <w:rPr>
+          <w:lang w:val="en-IN"/>
+        </w:rPr>
+        <w:br/>
+        <w:t>Answer: A</w:t>
+      </w:r>
+    </w:p>
+    <w:p>
+      <w:pPr>
+        <w:rPr>
+          <w:lang w:val="en-IN"/>
+        </w:rPr>
+      </w:pPr>
+      <w:r>
+        <w:rPr>
+          <w:lang w:val="en-IN"/>
+        </w:rPr>
+        <w:t>A’s sister’s husband’s daughter is A’s what?</w:t>
+      </w:r>
+      <w:r>
+        <w:rPr>
+          <w:lang w:val="en-IN"/>
+        </w:rPr>
+        <w:br/>
+        <w:t>Niece</w:t>
+      </w:r>
+      <w:r>
+        <w:rPr>
+          <w:lang w:val="en-IN"/>
+        </w:rPr>
+        <w:br/>
+        <w:t>Daughter</w:t>
+      </w:r>
+      <w:r>
+        <w:rPr>
+          <w:lang w:val="en-IN"/>
+        </w:rPr>
+        <w:br/>
+        <w:t>Cousin</w:t>
+      </w:r>
+      <w:r>
+        <w:rPr>
+          <w:lang w:val="en-IN"/>
+        </w:rPr>
+        <w:br/>
+        <w:t>Aunt</w:t>
+      </w:r>
+      <w:r>
+        <w:rPr>
+          <w:lang w:val="en-IN"/>
+        </w:rPr>
+        <w:br/>
+        <w:t>Answer: C</w:t>
+      </w:r>
+    </w:p>
+    <w:p>
+      <w:pPr>
+        <w:rPr>
+          <w:lang w:val="en-IN"/>
+        </w:rPr>
+      </w:pPr>
+      <w:r>
+        <w:rPr>
+          <w:lang w:val="en-IN"/>
+        </w:rPr>
+        <w:t>If A is the father of B, and B is the mother of C, how is A related to C?</w:t>
+      </w:r>
+      <w:r>
+        <w:rPr>
+          <w:lang w:val="en-IN"/>
+        </w:rPr>
+        <w:br/>
+        <w:t>Uncle</w:t>
+      </w:r>
+      <w:r>
+        <w:rPr>
+          <w:lang w:val="en-IN"/>
+        </w:rPr>
+        <w:br/>
+        <w:t>Father</w:t>
+      </w:r>
+      <w:r>
+        <w:rPr>
+          <w:lang w:val="en-IN"/>
+        </w:rPr>
+        <w:br/>
+        <w:t>Grandfather</w:t>
+      </w:r>
+      <w:r>
+        <w:rPr>
+          <w:lang w:val="en-IN"/>
+        </w:rPr>
+        <w:br/>
+        <w:t>Brother</w:t>
+      </w:r>
+      <w:r>
+        <w:rPr>
+          <w:lang w:val="en-IN"/>
+        </w:rPr>
+        <w:br/>
+        <w:t>Answer: C</w:t>
+      </w:r>
+    </w:p>
+    <w:p>
+      <w:pPr>
+        <w:rPr>
+          <w:lang w:val="en-IN"/>
+        </w:rPr>
+      </w:pPr>
+      <w:r>
+        <w:rPr>
+          <w:lang w:val="en-IN"/>
+        </w:rPr>
+        <w:t>A said, “His mother is my father’s daughter.” How is he related to A?</w:t>
+      </w:r>
+      <w:r>
+        <w:rPr>
+          <w:lang w:val="en-IN"/>
+        </w:rPr>
+        <w:br/>
+        <w:t>Brother</w:t>
+      </w:r>
+      <w:r>
+        <w:rPr>
+          <w:lang w:val="en-IN"/>
+        </w:rPr>
+        <w:br/>
+        <w:t>Son</w:t>
+      </w:r>
+      <w:r>
+        <w:rPr>
+          <w:lang w:val="en-IN"/>
+        </w:rPr>
+        <w:br/>
+        <w:t>Nephew</w:t>
+      </w:r>
+      <w:r>
+        <w:rPr>
+          <w:lang w:val="en-IN"/>
+        </w:rPr>
+        <w:br/>
+        <w:t>Cousin</w:t>
+      </w:r>
+      <w:r>
+        <w:rPr>
+          <w:lang w:val="en-IN"/>
+        </w:rPr>
+        <w:br/>
+        <w:t>Answer: B</w:t>
+      </w:r>
+    </w:p>
+    <w:p>
+      <w:pPr>
+        <w:rPr>
+          <w:lang w:val="en-IN"/>
+        </w:rPr>
+      </w:pPr>
+      <w:r>
+        <w:rPr>
+          <w:lang w:val="en-IN"/>
+        </w:rPr>
+        <w:t>B is the daughter of A, and C is the son of B. How is C related to A?</w:t>
+      </w:r>
+      <w:r>
+        <w:rPr>
+          <w:lang w:val="en-IN"/>
+        </w:rPr>
+        <w:br/>
+        <w:t>Son</w:t>
+      </w:r>
+      <w:r>
+        <w:rPr>
+          <w:lang w:val="en-IN"/>
+        </w:rPr>
+        <w:br/>
+        <w:t>Grandson</w:t>
+      </w:r>
+      <w:r>
+        <w:rPr>
+          <w:lang w:val="en-IN"/>
+        </w:rPr>
+        <w:br/>
+        <w:t>Brother</w:t>
+      </w:r>
+      <w:r>
+        <w:rPr>
+          <w:lang w:val="en-IN"/>
+        </w:rPr>
+        <w:br/>
+        <w:t>Nephew</w:t>
+      </w:r>
+      <w:r>
+        <w:rPr>
+          <w:lang w:val="en-IN"/>
+        </w:rPr>
+        <w:br/>
+      </w:r>
+      <w:r>
+        <w:rPr>
+          <w:lang w:val="en-IN"/>
+        </w:rPr>
+        <w:lastRenderedPageBreak/>
+        <w:t>Answer: B</w:t>
+      </w:r>
+    </w:p>
+    <w:p>
+      <w:pPr>
+        <w:rPr>
+          <w:lang w:val="en-IN"/>
+        </w:rPr>
+      </w:pPr>
+      <w:r>
+        <w:rPr>
+          <w:lang w:val="en-IN"/>
+        </w:rPr>
+        <w:t>John said, “He is the only brother of my mother’s father.” Who is he?</w:t>
+      </w:r>
+      <w:r>
+        <w:rPr>
+          <w:lang w:val="en-IN"/>
+        </w:rPr>
+        <w:br/>
+        <w:t>Uncle</w:t>
+      </w:r>
+      <w:r>
+        <w:rPr>
+          <w:lang w:val="en-IN"/>
+        </w:rPr>
+        <w:br/>
+        <w:t>Cousin</w:t>
+      </w:r>
+      <w:r>
+        <w:rPr>
+          <w:lang w:val="en-IN"/>
+        </w:rPr>
+        <w:br/>
+        <w:t>Brother</w:t>
+      </w:r>
+      <w:r>
+        <w:rPr>
+          <w:lang w:val="en-IN"/>
+        </w:rPr>
+        <w:br/>
+        <w:t>Father</w:t>
+      </w:r>
+      <w:r>
+        <w:rPr>
+          <w:lang w:val="en-IN"/>
+        </w:rPr>
+        <w:br/>
+        <w:t>Answer: A</w:t>
+      </w:r>
+    </w:p>
+    <w:p>
+      <w:pPr>
+        <w:rPr>
+          <w:lang w:val="en-IN"/>
+        </w:rPr>
+      </w:pPr>
+      <w:r>
+        <w:rPr>
+          <w:lang w:val="en-IN"/>
+        </w:rPr>
+        <w:t>A said, “This woman is my father’s sister.” What is her relation to A?</w:t>
+      </w:r>
+      <w:r>
+        <w:rPr>
+          <w:lang w:val="en-IN"/>
+        </w:rPr>
+        <w:br/>
+        <w:t>Aunt</w:t>
+      </w:r>
+      <w:r>
+        <w:rPr>
+          <w:lang w:val="en-IN"/>
+        </w:rPr>
+        <w:br/>
+        <w:t>Mother</w:t>
+      </w:r>
+      <w:r>
+        <w:rPr>
+          <w:lang w:val="en-IN"/>
+        </w:rPr>
+        <w:br/>
+        <w:t>Sister</w:t>
+      </w:r>
+      <w:r>
+        <w:rPr>
+          <w:lang w:val="en-IN"/>
+        </w:rPr>
+        <w:br/>
+        <w:t>Cousin</w:t>
+      </w:r>
+      <w:r>
+        <w:rPr>
+          <w:lang w:val="en-IN"/>
+        </w:rPr>
+        <w:br/>
+        <w:t>Answer: A</w:t>
+      </w:r>
+    </w:p>
+    <w:p>
+      <w:pPr>
+        <w:rPr>
+          <w:lang w:val="en-IN"/>
+        </w:rPr>
+      </w:pPr>
+      <w:r>
+        <w:rPr>
+          <w:lang w:val="en-IN"/>
+        </w:rPr>
+        <w:t>A’s mother’s sister’s son is A’s what?</w:t>
+      </w:r>
+      <w:r>
+        <w:rPr>
+          <w:lang w:val="en-IN"/>
+        </w:rPr>
+        <w:br/>
+        <w:t>Cousin</w:t>
+      </w:r>
+      <w:r>
+        <w:rPr>
+          <w:lang w:val="en-IN"/>
+        </w:rPr>
+        <w:br/>
+        <w:t>Brother</w:t>
+      </w:r>
+      <w:r>
+        <w:rPr>
+          <w:lang w:val="en-IN"/>
+        </w:rPr>
+        <w:br/>
+        <w:t>Uncle</w:t>
+      </w:r>
+      <w:r>
+        <w:rPr>
+          <w:lang w:val="en-IN"/>
+        </w:rPr>
+        <w:br/>
+        <w:t>Son</w:t>
+      </w:r>
+      <w:r>
+        <w:rPr>
+          <w:lang w:val="en-IN"/>
+        </w:rPr>
+        <w:br/>
+        <w:t>Answer: A</w:t>
+      </w:r>
+    </w:p>
+    <w:p>
+      <w:pPr>
+        <w:rPr>
+          <w:lang w:val="en-IN"/>
+        </w:rPr>
+      </w:pPr>
+      <w:r>
+        <w:rPr>
+          <w:lang w:val="en-IN"/>
+        </w:rPr>
+        <w:t>C’s father is D’s only brother. B says, “C is my cousin.” Is this correct?</w:t>
+      </w:r>
+      <w:r>
+        <w:rPr>
+          <w:lang w:val="en-IN"/>
+        </w:rPr>
+        <w:br/>
+        <w:t>Yes</w:t>
+      </w:r>
+      <w:r>
+        <w:rPr>
+          <w:lang w:val="en-IN"/>
+        </w:rPr>
+        <w:br/>
+        <w:t>No</w:t>
+      </w:r>
+      <w:r>
+        <w:rPr>
+          <w:lang w:val="en-IN"/>
+        </w:rPr>
+        <w:br/>
+        <w:t>Cannot tell</w:t>
+      </w:r>
+      <w:r>
+        <w:rPr>
+          <w:lang w:val="en-IN"/>
+        </w:rPr>
+        <w:br/>
+        <w:t>None</w:t>
+      </w:r>
+      <w:r>
+        <w:rPr>
+          <w:lang w:val="en-IN"/>
+        </w:rPr>
+        <w:br/>
+        <w:t>Answer: A</w:t>
+      </w:r>
+    </w:p>
+    <w:p>
+      <w:pPr>
+        <w:rPr>
+          <w:lang w:val="en-IN"/>
+        </w:rPr>
+      </w:pPr>
+      <w:r>
+        <w:rPr>
+          <w:lang w:val="en-IN"/>
+        </w:rPr>
+        <w:t>A’s father is B. B’s mother is C. How is C related to A?</w:t>
+      </w:r>
+      <w:r>
+        <w:rPr>
+          <w:lang w:val="en-IN"/>
+        </w:rPr>
+        <w:br/>
+        <w:t>Aunt</w:t>
+      </w:r>
+      <w:r>
+        <w:rPr>
+          <w:lang w:val="en-IN"/>
+        </w:rPr>
+        <w:br/>
+        <w:t>Grandmother</w:t>
+      </w:r>
+      <w:r>
+        <w:rPr>
+          <w:lang w:val="en-IN"/>
+        </w:rPr>
+        <w:br/>
+        <w:t>Sister</w:t>
+      </w:r>
+      <w:r>
+        <w:rPr>
+          <w:lang w:val="en-IN"/>
+        </w:rPr>
+        <w:br/>
+        <w:t>Mother</w:t>
+      </w:r>
+      <w:r>
+        <w:rPr>
+          <w:lang w:val="en-IN"/>
+        </w:rPr>
+        <w:br/>
+        <w:t>Answer: B</w:t>
+      </w:r>
+    </w:p>
+    <w:p>
+      <w:pPr>
+        <w:rPr>
+          <w:lang w:val="en-IN"/>
+        </w:rPr>
+      </w:pPr>
+      <w:r>
+        <w:rPr>
+          <w:lang w:val="en-IN"/>
+        </w:rPr>
+        <w:t>A said, “Her father is my grandfather’s only son.” How is she related to A?</w:t>
+      </w:r>
+      <w:r>
+        <w:rPr>
+          <w:lang w:val="en-IN"/>
+        </w:rPr>
+        <w:br/>
+        <w:t>Daughter</w:t>
+      </w:r>
+      <w:r>
+        <w:rPr>
+          <w:lang w:val="en-IN"/>
+        </w:rPr>
+        <w:br/>
+        <w:t>Mother</w:t>
+      </w:r>
+      <w:r>
+        <w:rPr>
+          <w:lang w:val="en-IN"/>
+        </w:rPr>
+        <w:br/>
+        <w:t>Cousin</w:t>
+      </w:r>
+      <w:r>
+        <w:rPr>
+          <w:lang w:val="en-IN"/>
+        </w:rPr>
+        <w:br/>
+        <w:t>Sister</w:t>
+      </w:r>
+      <w:r>
+        <w:rPr>
+          <w:lang w:val="en-IN"/>
+        </w:rPr>
+        <w:br/>
+        <w:t>Answer: D</w:t>
+      </w:r>
+    </w:p>
+    <w:p>
+      <w:pPr>
+        <w:rPr>
+          <w:lang w:val="en-IN"/>
+        </w:rPr>
+      </w:pPr>
+      <w:r>
+        <w:rPr>
+          <w:lang w:val="en-IN"/>
+        </w:rPr>
+        <w:t>A said, “I am the son of the only daughter of his father.” What is he to A?</w:t>
+      </w:r>
+      <w:r>
+        <w:rPr>
+          <w:lang w:val="en-IN"/>
+        </w:rPr>
+        <w:br/>
+        <w:t>Uncle</w:t>
+      </w:r>
+      <w:r>
+        <w:rPr>
+          <w:lang w:val="en-IN"/>
+        </w:rPr>
+        <w:br/>
+        <w:t>Cousin</w:t>
+      </w:r>
+      <w:r>
+        <w:rPr>
+          <w:lang w:val="en-IN"/>
+        </w:rPr>
+        <w:br/>
+        <w:t>Father</w:t>
+      </w:r>
+      <w:r>
+        <w:rPr>
+          <w:lang w:val="en-IN"/>
+        </w:rPr>
+        <w:br/>
+        <w:t>Brother</w:t>
+      </w:r>
+      <w:r>
+        <w:rPr>
+          <w:lang w:val="en-IN"/>
+        </w:rPr>
+        <w:br/>
+        <w:t>Answer: C</w:t>
+      </w:r>
+    </w:p>
+    <w:p>
+      <w:pPr>
+        <w:rPr>
+          <w:lang w:val="en-IN"/>
+        </w:rPr>
+      </w:pPr>
+      <w:r>
+        <w:rPr>
+          <w:lang w:val="en-IN"/>
+        </w:rPr>
+        <w:t>A is the father of B, and C is the mother of A. How is C related to B?</w:t>
+      </w:r>
+      <w:r>
+        <w:rPr>
+          <w:lang w:val="en-IN"/>
+        </w:rPr>
+        <w:br/>
+        <w:t>Grandmother</w:t>
+      </w:r>
+      <w:r>
+        <w:rPr>
+          <w:lang w:val="en-IN"/>
+        </w:rPr>
+        <w:br/>
+        <w:t>Mother</w:t>
+      </w:r>
+      <w:r>
+        <w:rPr>
+          <w:lang w:val="en-IN"/>
+        </w:rPr>
+        <w:br/>
+        <w:t>Aunt</w:t>
+      </w:r>
+      <w:r>
+        <w:rPr>
+          <w:lang w:val="en-IN"/>
+        </w:rPr>
+        <w:br/>
+        <w:t>Sister</w:t>
+      </w:r>
+      <w:r>
+        <w:rPr>
+          <w:lang w:val="en-IN"/>
+        </w:rPr>
+        <w:br/>
+        <w:t>Answer: A</w:t>
+      </w:r>
+    </w:p>
+    <w:p>
+      <w:pPr>
+        <w:rPr>
+          <w:lang w:val="en-IN"/>
+        </w:rPr>
+      </w:pPr>
+      <w:r>
+        <w:rPr>
+          <w:lang w:val="en-IN"/>
+        </w:rPr>
+        <w:t>A said, “His father is my son.” Who is he to A?</w:t>
+      </w:r>
+      <w:r>
+        <w:rPr>
+          <w:lang w:val="en-IN"/>
+        </w:rPr>
+        <w:br/>
+        <w:t>Son</w:t>
+      </w:r>
+      <w:r>
+        <w:rPr>
+          <w:lang w:val="en-IN"/>
+        </w:rPr>
+        <w:br/>
+        <w:t>Grandson</w:t>
+      </w:r>
+      <w:r>
+        <w:rPr>
+          <w:lang w:val="en-IN"/>
+        </w:rPr>
+        <w:br/>
+        <w:t>Nephew</w:t>
+      </w:r>
+      <w:r>
+        <w:rPr>
+          <w:lang w:val="en-IN"/>
+        </w:rPr>
+        <w:br/>
+        <w:t>Father</w:t>
+      </w:r>
+      <w:r>
+        <w:rPr>
+          <w:lang w:val="en-IN"/>
+        </w:rPr>
+        <w:br/>
+        <w:t>Answer: B</w:t>
+      </w:r>
+    </w:p>
+    <w:p>
+      <w:pPr>
+        <w:rPr>
+          <w:lang w:val="en-IN"/>
+        </w:rPr>
+      </w:pPr>
+      <w:r>
+        <w:rPr>
+          <w:lang w:val="en-IN"/>
+        </w:rPr>
+        <w:t>A’s mother’s father’s only daughter’s son is A’s what?</w:t>
       </w:r>
       <w:r>
         <w:rPr>
@@ -1296,7 +2230,28 @@
           <w:lang w:val="en-IN"/>
         </w:rPr>
         <w:br/>
-        <w:t>A</w:t>
+        <w:t>Cousin</w:t>
+      </w:r>
+      <w:r>
+        <w:rPr>
+          <w:lang w:val="en-IN"/>
+        </w:rPr>
+        <w:br/>
+        <w:t>Brother</w:t>
+      </w:r>
+      <w:r>
+        <w:rPr>
+          <w:lang w:val="en-IN"/>
+        </w:rPr>
+        <w:br/>
+        <w:t>Son</w:t>
+      </w:r>
+      <w:r>
+        <w:rPr>
+          <w:lang w:val="en-IN"/>
+        </w:rPr>
+        <w:br/>
+        <w:t>Answer: C</w:t>
       </w:r>
     </w:p>
     <w:p>
@@ -1309,28 +2264,14 @@
         <w:rPr>
           <w:lang w:val="en-IN"/>
         </w:rPr>
-        <w:t>Q24</w:t>
-      </w:r>
-      <w:r>
-        <w:rPr>
-          <w:lang w:val="en-IN"/>
-        </w:rPr>
-        <w:br/>
-        <w:t>Maria and Lisa are sisters. James is Maria’s brother. What is James’ relationship to Lisa?</w:t>
-      </w:r>
-      <w:r>
-        <w:rPr>
-          <w:lang w:val="en-IN"/>
-        </w:rPr>
-        <w:br/>
-        <w:t>Son</w:t>
-      </w:r>
-      <w:r>
-        <w:rPr>
-          <w:lang w:val="en-IN"/>
-        </w:rPr>
-        <w:br/>
-        <w:t>Brother</w:t>
+        <w:t>A said, “Her mother’s only son is my brother.” Who is she to A?</w:t>
+      </w:r>
+      <w:r>
+        <w:rPr>
+          <w:lang w:val="en-IN"/>
+        </w:rPr>
+        <w:br/>
+        <w:t>Niece</w:t>
       </w:r>
       <w:r>
         <w:rPr>
@@ -1344,14 +2285,21 @@
           <w:lang w:val="en-IN"/>
         </w:rPr>
         <w:br/>
-        <w:t>Uncle</w:t>
-      </w:r>
-      <w:r>
-        <w:rPr>
-          <w:lang w:val="en-IN"/>
-        </w:rPr>
-        <w:br/>
-        <w:t>B</w:t>
+        <w:t>Sister</w:t>
+      </w:r>
+      <w:r>
+        <w:rPr>
+          <w:lang w:val="en-IN"/>
+        </w:rPr>
+        <w:br/>
+        <w:t>Daughter</w:t>
+      </w:r>
+      <w:r>
+        <w:rPr>
+          <w:lang w:val="en-IN"/>
+        </w:rPr>
+        <w:br/>
+        <w:t>Answer: A</w:t>
       </w:r>
     </w:p>
     <w:p>
@@ -1364,49 +2312,42 @@
         <w:rPr>
           <w:lang w:val="en-IN"/>
         </w:rPr>
-        <w:t>Q25</w:t>
-      </w:r>
-      <w:r>
-        <w:rPr>
-          <w:lang w:val="en-IN"/>
-        </w:rPr>
-        <w:br/>
-        <w:t>A said, “My mother’s brother’s son is my cousin.” Is this statement correct?</w:t>
-      </w:r>
-      <w:r>
-        <w:rPr>
-          <w:lang w:val="en-IN"/>
-        </w:rPr>
-        <w:br/>
-        <w:t>True</w:t>
-      </w:r>
-      <w:r>
-        <w:rPr>
-          <w:lang w:val="en-IN"/>
-        </w:rPr>
-        <w:br/>
-        <w:t>False</w:t>
-      </w:r>
-      <w:r>
-        <w:rPr>
-          <w:lang w:val="en-IN"/>
-        </w:rPr>
-        <w:br/>
-        <w:t>Cannot tell</w:t>
-      </w:r>
-      <w:r>
-        <w:rPr>
-          <w:lang w:val="en-IN"/>
-        </w:rPr>
-        <w:br/>
-        <w:t>None</w:t>
-      </w:r>
-      <w:r>
-        <w:rPr>
-          <w:lang w:val="en-IN"/>
-        </w:rPr>
-        <w:br/>
-        <w:t>A</w:t>
+        <w:t>A is the brother of B. B’s daughter is C. What is A to C?</w:t>
+      </w:r>
+      <w:r>
+        <w:rPr>
+          <w:lang w:val="en-IN"/>
+        </w:rPr>
+        <w:br/>
+        <w:t>Uncle</w:t>
+      </w:r>
+      <w:r>
+        <w:rPr>
+          <w:lang w:val="en-IN"/>
+        </w:rPr>
+        <w:br/>
+        <w:t>Brother</w:t>
+      </w:r>
+      <w:r>
+        <w:rPr>
+          <w:lang w:val="en-IN"/>
+        </w:rPr>
+        <w:br/>
+        <w:t>Cousin</w:t>
+      </w:r>
+      <w:r>
+        <w:rPr>
+          <w:lang w:val="en-IN"/>
+        </w:rPr>
+        <w:br/>
+        <w:t>Father</w:t>
+      </w:r>
+      <w:r>
+        <w:rPr>
+          <w:lang w:val="en-IN"/>
+        </w:rPr>
+        <w:br/>
+        <w:t>Answer: A</w:t>
       </w:r>
     </w:p>
     <w:p>
@@ -1419,49 +2360,42 @@
         <w:rPr>
           <w:lang w:val="en-IN"/>
         </w:rPr>
-        <w:t>Q26</w:t>
-      </w:r>
-      <w:r>
-        <w:rPr>
-          <w:lang w:val="en-IN"/>
-        </w:rPr>
-        <w:br/>
-        <w:t>If X and Y are siblings and Y is the son of Z, how is X related to Z?</w:t>
-      </w:r>
-      <w:r>
-        <w:rPr>
-          <w:lang w:val="en-IN"/>
-        </w:rPr>
-        <w:br/>
-        <w:t>Aunt/Uncle</w:t>
-      </w:r>
-      <w:r>
-        <w:rPr>
-          <w:lang w:val="en-IN"/>
-        </w:rPr>
-        <w:br/>
-        <w:t>Mother</w:t>
-      </w:r>
-      <w:r>
-        <w:rPr>
-          <w:lang w:val="en-IN"/>
-        </w:rPr>
-        <w:br/>
-        <w:t>Sister</w:t>
-      </w:r>
-      <w:r>
-        <w:rPr>
-          <w:lang w:val="en-IN"/>
-        </w:rPr>
-        <w:br/>
-        <w:t>Daughter</w:t>
-      </w:r>
-      <w:r>
-        <w:rPr>
-          <w:lang w:val="en-IN"/>
-        </w:rPr>
-        <w:br/>
-        <w:t>A</w:t>
+        <w:t>If M is the father of N and N is the father of O, how is M related to O?</w:t>
+      </w:r>
+      <w:r>
+        <w:rPr>
+          <w:lang w:val="en-IN"/>
+        </w:rPr>
+        <w:br/>
+        <w:t>Uncle</w:t>
+      </w:r>
+      <w:r>
+        <w:rPr>
+          <w:lang w:val="en-IN"/>
+        </w:rPr>
+        <w:br/>
+        <w:t>Grandfather</w:t>
+      </w:r>
+      <w:r>
+        <w:rPr>
+          <w:lang w:val="en-IN"/>
+        </w:rPr>
+        <w:br/>
+        <w:t>Brother</w:t>
+      </w:r>
+      <w:r>
+        <w:rPr>
+          <w:lang w:val="en-IN"/>
+        </w:rPr>
+        <w:br/>
+        <w:t>Cousin</w:t>
+      </w:r>
+      <w:r>
+        <w:rPr>
+          <w:lang w:val="en-IN"/>
+        </w:rPr>
+        <w:br/>
+        <w:t>Answer: B</w:t>
       </w:r>
     </w:p>
     <w:p>
@@ -1474,1334 +2408,45 @@
         <w:rPr>
           <w:lang w:val="en-IN"/>
         </w:rPr>
-        <w:t>Q27</w:t>
-      </w:r>
-      <w:r>
-        <w:rPr>
-          <w:lang w:val="en-IN"/>
-        </w:rPr>
-        <w:br/>
-        <w:t>A said, “The son of my grandfather’s son is my father.” How is A related to the son?</w:t>
-      </w:r>
-      <w:r>
-        <w:rPr>
-          <w:lang w:val="en-IN"/>
-        </w:rPr>
-        <w:br/>
-        <w:t>Brother</w:t>
-      </w:r>
-      <w:r>
-        <w:rPr>
-          <w:lang w:val="en-IN"/>
-        </w:rPr>
-        <w:br/>
-        <w:t>Nephew</w:t>
-      </w:r>
-      <w:r>
-        <w:rPr>
-          <w:lang w:val="en-IN"/>
-        </w:rPr>
-        <w:br/>
-        <w:t>Son</w:t>
-      </w:r>
-      <w:r>
-        <w:rPr>
-          <w:lang w:val="en-IN"/>
-        </w:rPr>
-        <w:br/>
-        <w:t>Cousin</w:t>
-      </w:r>
-      <w:r>
-        <w:rPr>
-          <w:lang w:val="en-IN"/>
-        </w:rPr>
-        <w:br/>
-        <w:t>D</w:t>
+        <w:t>A said, “The son of my father’s only sister is my cousin.” Is this statement true?</w:t>
+      </w:r>
+      <w:r>
+        <w:rPr>
+          <w:lang w:val="en-IN"/>
+        </w:rPr>
+        <w:br/>
+        <w:t>True</w:t>
+      </w:r>
+      <w:r>
+        <w:rPr>
+          <w:lang w:val="en-IN"/>
+        </w:rPr>
+        <w:br/>
+        <w:t>False</w:t>
+      </w:r>
+      <w:r>
+        <w:rPr>
+          <w:lang w:val="en-IN"/>
+        </w:rPr>
+        <w:br/>
+        <w:t>Cannot tell</w:t>
+      </w:r>
+      <w:r>
+        <w:rPr>
+          <w:lang w:val="en-IN"/>
+        </w:rPr>
+        <w:br/>
+        <w:t>None</w:t>
+      </w:r>
+      <w:r>
+        <w:rPr>
+          <w:lang w:val="en-IN"/>
+        </w:rPr>
+        <w:br/>
+        <w:t>Answer: A</w:t>
       </w:r>
     </w:p>
-    <w:p>
-      <w:pPr>
-        <w:rPr>
-          <w:lang w:val="en-IN"/>
-        </w:rPr>
-      </w:pPr>
-      <w:r>
-        <w:rPr>
-          <w:lang w:val="en-IN"/>
-        </w:rPr>
-        <w:t>Q28</w:t>
-      </w:r>
-      <w:r>
-        <w:rPr>
-          <w:lang w:val="en-IN"/>
-        </w:rPr>
-        <w:br/>
-        <w:t>A mother pointed and said, “He is the son of my only son.” How is the boy related to the mother?</w:t>
-      </w:r>
-      <w:r>
-        <w:rPr>
-          <w:lang w:val="en-IN"/>
-        </w:rPr>
-        <w:br/>
-        <w:t>Son</w:t>
-      </w:r>
-      <w:r>
-        <w:rPr>
-          <w:lang w:val="en-IN"/>
-        </w:rPr>
-        <w:br/>
-        <w:t>Grandson</w:t>
-      </w:r>
-      <w:r>
-        <w:rPr>
-          <w:lang w:val="en-IN"/>
-        </w:rPr>
-        <w:br/>
-        <w:t>Nephew</w:t>
-      </w:r>
-      <w:r>
-        <w:rPr>
-          <w:lang w:val="en-IN"/>
-        </w:rPr>
-        <w:br/>
-        <w:t>Brother</w:t>
-      </w:r>
-      <w:r>
-        <w:rPr>
-          <w:lang w:val="en-IN"/>
-        </w:rPr>
-        <w:br/>
-        <w:t>B</w:t>
-      </w:r>
-    </w:p>
-    <w:p>
-      <w:pPr>
-        <w:rPr>
-          <w:lang w:val="en-IN"/>
-        </w:rPr>
-      </w:pPr>
-      <w:r>
-        <w:rPr>
-          <w:lang w:val="en-IN"/>
-        </w:rPr>
-        <w:t>Q29</w:t>
-      </w:r>
-      <w:r>
-        <w:rPr>
-          <w:lang w:val="en-IN"/>
-        </w:rPr>
-        <w:br/>
-        <w:t>A said, “The father of my sister’s brother is my father.” Is this statement true?</w:t>
-      </w:r>
-      <w:r>
-        <w:rPr>
-          <w:lang w:val="en-IN"/>
-        </w:rPr>
-        <w:br/>
-        <w:t>True</w:t>
-      </w:r>
-      <w:r>
-        <w:rPr>
-          <w:lang w:val="en-IN"/>
-        </w:rPr>
-        <w:br/>
-        <w:t>False</w:t>
-      </w:r>
-      <w:r>
-        <w:rPr>
-          <w:lang w:val="en-IN"/>
-        </w:rPr>
-        <w:br/>
-        <w:t>Cannot tell</w:t>
-      </w:r>
-      <w:r>
-        <w:rPr>
-          <w:lang w:val="en-IN"/>
-        </w:rPr>
-        <w:br/>
-        <w:t>None</w:t>
-      </w:r>
-      <w:r>
-        <w:rPr>
-          <w:lang w:val="en-IN"/>
-        </w:rPr>
-        <w:br/>
-        <w:t>A</w:t>
-      </w:r>
-    </w:p>
-    <w:p>
-      <w:pPr>
-        <w:rPr>
-          <w:lang w:val="en-IN"/>
-        </w:rPr>
-      </w:pPr>
-      <w:r>
-        <w:rPr>
-          <w:lang w:val="en-IN"/>
-        </w:rPr>
-        <w:t>Q30</w:t>
-      </w:r>
-      <w:r>
-        <w:rPr>
-          <w:lang w:val="en-IN"/>
-        </w:rPr>
-        <w:br/>
-        <w:t>A said, “This girl’s father is my grandfather’s only son.” How is the girl related to A?</w:t>
-      </w:r>
-      <w:r>
-        <w:rPr>
-          <w:lang w:val="en-IN"/>
-        </w:rPr>
-        <w:br/>
-        <w:t>Cousin</w:t>
-      </w:r>
-      <w:r>
-        <w:rPr>
-          <w:lang w:val="en-IN"/>
-        </w:rPr>
-        <w:br/>
-        <w:t>Sister</w:t>
-      </w:r>
-      <w:r>
-        <w:rPr>
-          <w:lang w:val="en-IN"/>
-        </w:rPr>
-        <w:br/>
-        <w:t>Aunt</w:t>
-      </w:r>
-      <w:r>
-        <w:rPr>
-          <w:lang w:val="en-IN"/>
-        </w:rPr>
-        <w:br/>
-        <w:t>Daughter</w:t>
-      </w:r>
-      <w:r>
-        <w:rPr>
-          <w:lang w:val="en-IN"/>
-        </w:rPr>
-        <w:br/>
-        <w:t>A</w:t>
-      </w:r>
-    </w:p>
-    <w:p>
-      <w:pPr>
-        <w:rPr>
-          <w:lang w:val="en-IN"/>
-        </w:rPr>
-      </w:pPr>
-      <w:r>
-        <w:rPr>
-          <w:lang w:val="en-IN"/>
-        </w:rPr>
-        <w:t>Q31</w:t>
-      </w:r>
-      <w:r>
-        <w:rPr>
-          <w:lang w:val="en-IN"/>
-        </w:rPr>
-        <w:br/>
-        <w:t>B is the father of A. C is the mother of B. How is C related to A?</w:t>
-      </w:r>
-      <w:r>
-        <w:rPr>
-          <w:lang w:val="en-IN"/>
-        </w:rPr>
-        <w:br/>
-        <w:t>Aunt</w:t>
-      </w:r>
-      <w:r>
-        <w:rPr>
-          <w:lang w:val="en-IN"/>
-        </w:rPr>
-        <w:br/>
-        <w:t>Grandmother</w:t>
-      </w:r>
-      <w:r>
-        <w:rPr>
-          <w:lang w:val="en-IN"/>
-        </w:rPr>
-        <w:br/>
-        <w:t>Mother</w:t>
-      </w:r>
-      <w:r>
-        <w:rPr>
-          <w:lang w:val="en-IN"/>
-        </w:rPr>
-        <w:br/>
-      </w:r>
-      <w:r>
-        <w:rPr>
-          <w:lang w:val="en-IN"/>
-        </w:rPr>
-        <w:lastRenderedPageBreak/>
-        <w:t>Sister</w:t>
-      </w:r>
-      <w:r>
-        <w:rPr>
-          <w:lang w:val="en-IN"/>
-        </w:rPr>
-        <w:br/>
-        <w:t>B</w:t>
-      </w:r>
-    </w:p>
-    <w:p>
-      <w:pPr>
-        <w:rPr>
-          <w:lang w:val="en-IN"/>
-        </w:rPr>
-      </w:pPr>
-      <w:r>
-        <w:rPr>
-          <w:lang w:val="en-IN"/>
-        </w:rPr>
-        <w:t>Q32</w:t>
-      </w:r>
-      <w:r>
-        <w:rPr>
-          <w:lang w:val="en-IN"/>
-        </w:rPr>
-        <w:br/>
-        <w:t>A points to B’s photo and says, “He is the nephew of my father’s brother.” How is B related to A?</w:t>
-      </w:r>
-      <w:r>
-        <w:rPr>
-          <w:lang w:val="en-IN"/>
-        </w:rPr>
-        <w:br/>
-        <w:t>Cousin</w:t>
-      </w:r>
-      <w:r>
-        <w:rPr>
-          <w:lang w:val="en-IN"/>
-        </w:rPr>
-        <w:br/>
-        <w:t>Brother</w:t>
-      </w:r>
-      <w:r>
-        <w:rPr>
-          <w:lang w:val="en-IN"/>
-        </w:rPr>
-        <w:br/>
-        <w:t>Son</w:t>
-      </w:r>
-      <w:r>
-        <w:rPr>
-          <w:lang w:val="en-IN"/>
-        </w:rPr>
-        <w:br/>
-        <w:t>Uncle</w:t>
-      </w:r>
-      <w:r>
-        <w:rPr>
-          <w:lang w:val="en-IN"/>
-        </w:rPr>
-        <w:br/>
-        <w:t>A</w:t>
-      </w:r>
-    </w:p>
-    <w:p>
-      <w:pPr>
-        <w:rPr>
-          <w:lang w:val="en-IN"/>
-        </w:rPr>
-      </w:pPr>
-      <w:r>
-        <w:rPr>
-          <w:lang w:val="en-IN"/>
-        </w:rPr>
-        <w:t>Q33</w:t>
-      </w:r>
-      <w:r>
-        <w:rPr>
-          <w:lang w:val="en-IN"/>
-        </w:rPr>
-        <w:br/>
-        <w:t>A’s sister’s husband’s daughter is A’s what?</w:t>
-      </w:r>
-      <w:r>
-        <w:rPr>
-          <w:lang w:val="en-IN"/>
-        </w:rPr>
-        <w:br/>
-        <w:t>Niece</w:t>
-      </w:r>
-      <w:r>
-        <w:rPr>
-          <w:lang w:val="en-IN"/>
-        </w:rPr>
-        <w:br/>
-        <w:t>Daughter</w:t>
-      </w:r>
-      <w:r>
-        <w:rPr>
-          <w:lang w:val="en-IN"/>
-        </w:rPr>
-        <w:br/>
-        <w:t>Cousin</w:t>
-      </w:r>
-      <w:r>
-        <w:rPr>
-          <w:lang w:val="en-IN"/>
-        </w:rPr>
-        <w:br/>
-        <w:t>Aunt</w:t>
-      </w:r>
-      <w:r>
-        <w:rPr>
-          <w:lang w:val="en-IN"/>
-        </w:rPr>
-        <w:br/>
-        <w:t>A</w:t>
-      </w:r>
-    </w:p>
-    <w:p>
-      <w:pPr>
-        <w:rPr>
-          <w:lang w:val="en-IN"/>
-        </w:rPr>
-      </w:pPr>
-      <w:r>
-        <w:rPr>
-          <w:lang w:val="en-IN"/>
-        </w:rPr>
-        <w:t>Q34</w:t>
-      </w:r>
-      <w:r>
-        <w:rPr>
-          <w:lang w:val="en-IN"/>
-        </w:rPr>
-        <w:br/>
-        <w:t>If A is the father of B, and B is the mother of C, how is A related to C?</w:t>
-      </w:r>
-      <w:r>
-        <w:rPr>
-          <w:lang w:val="en-IN"/>
-        </w:rPr>
-        <w:br/>
-        <w:t>Uncle</w:t>
-      </w:r>
-      <w:r>
-        <w:rPr>
-          <w:lang w:val="en-IN"/>
-        </w:rPr>
-        <w:br/>
-        <w:t>Father</w:t>
-      </w:r>
-      <w:r>
-        <w:rPr>
-          <w:lang w:val="en-IN"/>
-        </w:rPr>
-        <w:br/>
-        <w:t>Grandfather</w:t>
-      </w:r>
-      <w:r>
-        <w:rPr>
-          <w:lang w:val="en-IN"/>
-        </w:rPr>
-        <w:br/>
-        <w:t>Brother</w:t>
-      </w:r>
-      <w:r>
-        <w:rPr>
-          <w:lang w:val="en-IN"/>
-        </w:rPr>
-        <w:br/>
-        <w:t>C</w:t>
-      </w:r>
-    </w:p>
-    <w:p>
-      <w:pPr>
-        <w:rPr>
-          <w:lang w:val="en-IN"/>
-        </w:rPr>
-      </w:pPr>
-      <w:r>
-        <w:rPr>
-          <w:lang w:val="en-IN"/>
-        </w:rPr>
-        <w:t>Q35</w:t>
-      </w:r>
-      <w:r>
-        <w:rPr>
-          <w:lang w:val="en-IN"/>
-        </w:rPr>
-        <w:br/>
-        <w:t>A said, “His mother is my father’s daughter.” How is he related to A?</w:t>
-      </w:r>
-      <w:r>
-        <w:rPr>
-          <w:lang w:val="en-IN"/>
-        </w:rPr>
-        <w:br/>
-        <w:t>Brother</w:t>
-      </w:r>
-      <w:r>
-        <w:rPr>
-          <w:lang w:val="en-IN"/>
-        </w:rPr>
-        <w:br/>
-        <w:t>Son</w:t>
-      </w:r>
-      <w:r>
-        <w:rPr>
-          <w:lang w:val="en-IN"/>
-        </w:rPr>
-        <w:br/>
-        <w:t>Nephew</w:t>
-      </w:r>
-      <w:r>
-        <w:rPr>
-          <w:lang w:val="en-IN"/>
-        </w:rPr>
-        <w:br/>
-        <w:t>Cousin</w:t>
-      </w:r>
-      <w:r>
-        <w:rPr>
-          <w:lang w:val="en-IN"/>
-        </w:rPr>
-        <w:br/>
-        <w:t>B</w:t>
-      </w:r>
-    </w:p>
-    <w:p>
-      <w:pPr>
-        <w:rPr>
-          <w:lang w:val="en-IN"/>
-        </w:rPr>
-      </w:pPr>
-      <w:r>
-        <w:rPr>
-          <w:lang w:val="en-IN"/>
-        </w:rPr>
-        <w:t>Q36</w:t>
-      </w:r>
-      <w:r>
-        <w:rPr>
-          <w:lang w:val="en-IN"/>
-        </w:rPr>
-        <w:br/>
-        <w:t>B is the daughter of A, and C is the son of B. How is C related to A?</w:t>
-      </w:r>
-      <w:r>
-        <w:rPr>
-          <w:lang w:val="en-IN"/>
-        </w:rPr>
-        <w:br/>
-        <w:t>Son</w:t>
-      </w:r>
-      <w:r>
-        <w:rPr>
-          <w:lang w:val="en-IN"/>
-        </w:rPr>
-        <w:br/>
-        <w:t>Grandson</w:t>
-      </w:r>
-      <w:r>
-        <w:rPr>
-          <w:lang w:val="en-IN"/>
-        </w:rPr>
-        <w:br/>
-        <w:t>Brother</w:t>
-      </w:r>
-      <w:r>
-        <w:rPr>
-          <w:lang w:val="en-IN"/>
-        </w:rPr>
-        <w:br/>
-        <w:t>Nephew</w:t>
-      </w:r>
-      <w:r>
-        <w:rPr>
-          <w:lang w:val="en-IN"/>
-        </w:rPr>
-        <w:br/>
-        <w:t>B</w:t>
-      </w:r>
-    </w:p>
-    <w:p>
-      <w:pPr>
-        <w:rPr>
-          <w:lang w:val="en-IN"/>
-        </w:rPr>
-      </w:pPr>
-      <w:r>
-        <w:rPr>
-          <w:lang w:val="en-IN"/>
-        </w:rPr>
-        <w:t>Q37</w:t>
-      </w:r>
-      <w:r>
-        <w:rPr>
-          <w:lang w:val="en-IN"/>
-        </w:rPr>
-        <w:br/>
-        <w:t>John said, “He is the only brother of my mother’s father.” Who is he?</w:t>
-      </w:r>
-      <w:r>
-        <w:rPr>
-          <w:lang w:val="en-IN"/>
-        </w:rPr>
-        <w:br/>
-        <w:t>Uncle</w:t>
-      </w:r>
-      <w:r>
-        <w:rPr>
-          <w:lang w:val="en-IN"/>
-        </w:rPr>
-        <w:br/>
-        <w:t>Cousin</w:t>
-      </w:r>
-      <w:r>
-        <w:rPr>
-          <w:lang w:val="en-IN"/>
-        </w:rPr>
-        <w:br/>
-        <w:t>Brother</w:t>
-      </w:r>
-      <w:r>
-        <w:rPr>
-          <w:lang w:val="en-IN"/>
-        </w:rPr>
-        <w:br/>
-        <w:t>Father</w:t>
-      </w:r>
-      <w:r>
-        <w:rPr>
-          <w:lang w:val="en-IN"/>
-        </w:rPr>
-        <w:br/>
-        <w:t>A</w:t>
-      </w:r>
-    </w:p>
-    <w:p>
-      <w:pPr>
-        <w:rPr>
-          <w:lang w:val="en-IN"/>
-        </w:rPr>
-      </w:pPr>
-      <w:r>
-        <w:rPr>
-          <w:lang w:val="en-IN"/>
-        </w:rPr>
-        <w:t>Q38</w:t>
-      </w:r>
-      <w:r>
-        <w:rPr>
-          <w:lang w:val="en-IN"/>
-        </w:rPr>
-        <w:br/>
-        <w:t>A said, “This woman is my father’s sister.” What is her relation to A?</w:t>
-      </w:r>
-      <w:r>
-        <w:rPr>
-          <w:lang w:val="en-IN"/>
-        </w:rPr>
-        <w:br/>
-        <w:t>Aunt</w:t>
-      </w:r>
-      <w:r>
-        <w:rPr>
-          <w:lang w:val="en-IN"/>
-        </w:rPr>
-        <w:br/>
-        <w:t>Mother</w:t>
-      </w:r>
-      <w:r>
-        <w:rPr>
-          <w:lang w:val="en-IN"/>
-        </w:rPr>
-        <w:br/>
-        <w:t>Sister</w:t>
-      </w:r>
-      <w:r>
-        <w:rPr>
-          <w:lang w:val="en-IN"/>
-        </w:rPr>
-        <w:br/>
-        <w:t>Cousin</w:t>
-      </w:r>
-      <w:r>
-        <w:rPr>
-          <w:lang w:val="en-IN"/>
-        </w:rPr>
-        <w:br/>
-        <w:t>A</w:t>
-      </w:r>
-    </w:p>
-    <w:p>
-      <w:pPr>
-        <w:rPr>
-          <w:lang w:val="en-IN"/>
-        </w:rPr>
-      </w:pPr>
-      <w:r>
-        <w:rPr>
-          <w:lang w:val="en-IN"/>
-        </w:rPr>
-        <w:t>Q39</w:t>
-      </w:r>
-      <w:r>
-        <w:rPr>
-          <w:lang w:val="en-IN"/>
-        </w:rPr>
-        <w:br/>
-        <w:t>A’s mother’s sister’s son is A’s what?</w:t>
-      </w:r>
-      <w:r>
-        <w:rPr>
-          <w:lang w:val="en-IN"/>
-        </w:rPr>
-        <w:br/>
-        <w:t>Cousin</w:t>
-      </w:r>
-      <w:r>
-        <w:rPr>
-          <w:lang w:val="en-IN"/>
-        </w:rPr>
-        <w:br/>
-        <w:t>Brother</w:t>
-      </w:r>
-      <w:r>
-        <w:rPr>
-          <w:lang w:val="en-IN"/>
-        </w:rPr>
-        <w:br/>
-        <w:t>Uncle</w:t>
-      </w:r>
-      <w:r>
-        <w:rPr>
-          <w:lang w:val="en-IN"/>
-        </w:rPr>
-        <w:br/>
-      </w:r>
-      <w:r>
-        <w:rPr>
-          <w:lang w:val="en-IN"/>
-        </w:rPr>
-        <w:lastRenderedPageBreak/>
-        <w:t>Son</w:t>
-      </w:r>
-      <w:r>
-        <w:rPr>
-          <w:lang w:val="en-IN"/>
-        </w:rPr>
-        <w:br/>
-        <w:t>A</w:t>
-      </w:r>
-    </w:p>
-    <w:p>
-      <w:pPr>
-        <w:rPr>
-          <w:lang w:val="en-IN"/>
-        </w:rPr>
-      </w:pPr>
-      <w:r>
-        <w:rPr>
-          <w:lang w:val="en-IN"/>
-        </w:rPr>
-        <w:t>Q40</w:t>
-      </w:r>
-      <w:r>
-        <w:rPr>
-          <w:lang w:val="en-IN"/>
-        </w:rPr>
-        <w:br/>
-        <w:t>C’s father is D’s only brother. B says, “C is my cousin.” Is this correct?</w:t>
-      </w:r>
-      <w:r>
-        <w:rPr>
-          <w:lang w:val="en-IN"/>
-        </w:rPr>
-        <w:br/>
-        <w:t>Yes</w:t>
-      </w:r>
-      <w:r>
-        <w:rPr>
-          <w:lang w:val="en-IN"/>
-        </w:rPr>
-        <w:br/>
-        <w:t>No</w:t>
-      </w:r>
-      <w:r>
-        <w:rPr>
-          <w:lang w:val="en-IN"/>
-        </w:rPr>
-        <w:br/>
-        <w:t>Cannot tell</w:t>
-      </w:r>
-      <w:r>
-        <w:rPr>
-          <w:lang w:val="en-IN"/>
-        </w:rPr>
-        <w:br/>
-        <w:t>None</w:t>
-      </w:r>
-      <w:r>
-        <w:rPr>
-          <w:lang w:val="en-IN"/>
-        </w:rPr>
-        <w:br/>
-        <w:t>A</w:t>
-      </w:r>
-    </w:p>
-    <w:p>
-      <w:pPr>
-        <w:rPr>
-          <w:lang w:val="en-IN"/>
-        </w:rPr>
-      </w:pPr>
-      <w:r>
-        <w:rPr>
-          <w:lang w:val="en-IN"/>
-        </w:rPr>
-        <w:t>Q41</w:t>
-      </w:r>
-      <w:r>
-        <w:rPr>
-          <w:lang w:val="en-IN"/>
-        </w:rPr>
-        <w:br/>
-        <w:t>A’s father is B. B’s mother is C. How is C related to A?</w:t>
-      </w:r>
-      <w:r>
-        <w:rPr>
-          <w:lang w:val="en-IN"/>
-        </w:rPr>
-        <w:br/>
-        <w:t>Aunt</w:t>
-      </w:r>
-      <w:r>
-        <w:rPr>
-          <w:lang w:val="en-IN"/>
-        </w:rPr>
-        <w:br/>
-        <w:t>Grandmother</w:t>
-      </w:r>
-      <w:r>
-        <w:rPr>
-          <w:lang w:val="en-IN"/>
-        </w:rPr>
-        <w:br/>
-        <w:t>Sister</w:t>
-      </w:r>
-      <w:r>
-        <w:rPr>
-          <w:lang w:val="en-IN"/>
-        </w:rPr>
-        <w:br/>
-        <w:t>Mother</w:t>
-      </w:r>
-      <w:r>
-        <w:rPr>
-          <w:lang w:val="en-IN"/>
-        </w:rPr>
-        <w:br/>
-        <w:t>B</w:t>
-      </w:r>
-    </w:p>
-    <w:p>
-      <w:pPr>
-        <w:rPr>
-          <w:lang w:val="en-IN"/>
-        </w:rPr>
-      </w:pPr>
-      <w:r>
-        <w:rPr>
-          <w:lang w:val="en-IN"/>
-        </w:rPr>
-        <w:t>Q42</w:t>
-      </w:r>
-      <w:r>
-        <w:rPr>
-          <w:lang w:val="en-IN"/>
-        </w:rPr>
-        <w:br/>
-        <w:t>A said, “Her father is my grandfather’s only son.” How is she related to A?</w:t>
-      </w:r>
-      <w:r>
-        <w:rPr>
-          <w:lang w:val="en-IN"/>
-        </w:rPr>
-        <w:br/>
-        <w:t>Daughter</w:t>
-      </w:r>
-      <w:r>
-        <w:rPr>
-          <w:lang w:val="en-IN"/>
-        </w:rPr>
-        <w:br/>
-        <w:t>Mother</w:t>
-      </w:r>
-      <w:r>
-        <w:rPr>
-          <w:lang w:val="en-IN"/>
-        </w:rPr>
-        <w:br/>
-        <w:t>Cousin</w:t>
-      </w:r>
-      <w:r>
-        <w:rPr>
-          <w:lang w:val="en-IN"/>
-        </w:rPr>
-        <w:br/>
-        <w:t>Sister</w:t>
-      </w:r>
-      <w:r>
-        <w:rPr>
-          <w:lang w:val="en-IN"/>
-        </w:rPr>
-        <w:br/>
-        <w:t>D</w:t>
-      </w:r>
-    </w:p>
-    <w:p>
-      <w:pPr>
-        <w:rPr>
-          <w:lang w:val="en-IN"/>
-        </w:rPr>
-      </w:pPr>
-      <w:r>
-        <w:rPr>
-          <w:lang w:val="en-IN"/>
-        </w:rPr>
-        <w:t>Q43</w:t>
-      </w:r>
-      <w:r>
-        <w:rPr>
-          <w:lang w:val="en-IN"/>
-        </w:rPr>
-        <w:br/>
-        <w:t>A said, “I am the son of the only daughter of his father.” What is he to A?</w:t>
-      </w:r>
-      <w:r>
-        <w:rPr>
-          <w:lang w:val="en-IN"/>
-        </w:rPr>
-        <w:br/>
-        <w:t>Uncle</w:t>
-      </w:r>
-      <w:r>
-        <w:rPr>
-          <w:lang w:val="en-IN"/>
-        </w:rPr>
-        <w:br/>
-        <w:t>Cousin</w:t>
-      </w:r>
-      <w:r>
-        <w:rPr>
-          <w:lang w:val="en-IN"/>
-        </w:rPr>
-        <w:br/>
-        <w:t>Father</w:t>
-      </w:r>
-      <w:r>
-        <w:rPr>
-          <w:lang w:val="en-IN"/>
-        </w:rPr>
-        <w:br/>
-        <w:t>Brother</w:t>
-      </w:r>
-      <w:r>
-        <w:rPr>
-          <w:lang w:val="en-IN"/>
-        </w:rPr>
-        <w:br/>
-        <w:t>A</w:t>
-      </w:r>
-    </w:p>
-    <w:p>
-      <w:pPr>
-        <w:rPr>
-          <w:lang w:val="en-IN"/>
-        </w:rPr>
-      </w:pPr>
-      <w:r>
-        <w:rPr>
-          <w:lang w:val="en-IN"/>
-        </w:rPr>
-        <w:t>Q44</w:t>
-      </w:r>
-      <w:r>
-        <w:rPr>
-          <w:lang w:val="en-IN"/>
-        </w:rPr>
-        <w:br/>
-        <w:t>A is the father of B, and C is the mother of A. How is C related to B?</w:t>
-      </w:r>
-      <w:r>
-        <w:rPr>
-          <w:lang w:val="en-IN"/>
-        </w:rPr>
-        <w:br/>
-        <w:t>Grandmother</w:t>
-      </w:r>
-      <w:r>
-        <w:rPr>
-          <w:lang w:val="en-IN"/>
-        </w:rPr>
-        <w:br/>
-        <w:t>Mother</w:t>
-      </w:r>
-      <w:r>
-        <w:rPr>
-          <w:lang w:val="en-IN"/>
-        </w:rPr>
-        <w:br/>
-        <w:t>Aunt</w:t>
-      </w:r>
-      <w:r>
-        <w:rPr>
-          <w:lang w:val="en-IN"/>
-        </w:rPr>
-        <w:br/>
-        <w:t>Sister</w:t>
-      </w:r>
-      <w:r>
-        <w:rPr>
-          <w:lang w:val="en-IN"/>
-        </w:rPr>
-        <w:br/>
-        <w:t>B</w:t>
-      </w:r>
-    </w:p>
-    <w:p>
-      <w:pPr>
-        <w:rPr>
-          <w:lang w:val="en-IN"/>
-        </w:rPr>
-      </w:pPr>
-      <w:r>
-        <w:rPr>
-          <w:lang w:val="en-IN"/>
-        </w:rPr>
-        <w:t>Q45</w:t>
-      </w:r>
-      <w:r>
-        <w:rPr>
-          <w:lang w:val="en-IN"/>
-        </w:rPr>
-        <w:br/>
-        <w:t>A said, “His father is my son.” Who is he to A?</w:t>
-      </w:r>
-      <w:r>
-        <w:rPr>
-          <w:lang w:val="en-IN"/>
-        </w:rPr>
-        <w:br/>
-        <w:t>Son</w:t>
-      </w:r>
-      <w:r>
-        <w:rPr>
-          <w:lang w:val="en-IN"/>
-        </w:rPr>
-        <w:br/>
-        <w:t>Grandson</w:t>
-      </w:r>
-      <w:r>
-        <w:rPr>
-          <w:lang w:val="en-IN"/>
-        </w:rPr>
-        <w:br/>
-        <w:t>Nephew</w:t>
-      </w:r>
-      <w:r>
-        <w:rPr>
-          <w:lang w:val="en-IN"/>
-        </w:rPr>
-        <w:br/>
-        <w:t>Father</w:t>
-      </w:r>
-      <w:r>
-        <w:rPr>
-          <w:lang w:val="en-IN"/>
-        </w:rPr>
-        <w:br/>
-        <w:t>B</w:t>
-      </w:r>
-    </w:p>
-    <w:p>
-      <w:pPr>
-        <w:rPr>
-          <w:lang w:val="en-IN"/>
-        </w:rPr>
-      </w:pPr>
-      <w:r>
-        <w:rPr>
-          <w:lang w:val="en-IN"/>
-        </w:rPr>
-        <w:t>Q46</w:t>
-      </w:r>
-      <w:r>
-        <w:rPr>
-          <w:lang w:val="en-IN"/>
-        </w:rPr>
-        <w:br/>
-        <w:t>A’s mother’s father’s only daughter’s son is A’s what?</w:t>
-      </w:r>
-      <w:r>
-        <w:rPr>
-          <w:lang w:val="en-IN"/>
-        </w:rPr>
-        <w:br/>
-        <w:t>Nephew</w:t>
-      </w:r>
-      <w:r>
-        <w:rPr>
-          <w:lang w:val="en-IN"/>
-        </w:rPr>
-        <w:br/>
-        <w:t>Cousin</w:t>
-      </w:r>
-      <w:r>
-        <w:rPr>
-          <w:lang w:val="en-IN"/>
-        </w:rPr>
-        <w:br/>
-        <w:t>Brother</w:t>
-      </w:r>
-      <w:r>
-        <w:rPr>
-          <w:lang w:val="en-IN"/>
-        </w:rPr>
-        <w:br/>
-        <w:t>Son</w:t>
-      </w:r>
-      <w:r>
-        <w:rPr>
-          <w:lang w:val="en-IN"/>
-        </w:rPr>
-        <w:br/>
-        <w:t>C</w:t>
-      </w:r>
-    </w:p>
-    <w:p>
-      <w:pPr>
-        <w:rPr>
-          <w:lang w:val="en-IN"/>
-        </w:rPr>
-      </w:pPr>
-      <w:r>
-        <w:rPr>
-          <w:lang w:val="en-IN"/>
-        </w:rPr>
-        <w:t>Q47</w:t>
-      </w:r>
-      <w:r>
-        <w:rPr>
-          <w:lang w:val="en-IN"/>
-        </w:rPr>
-        <w:br/>
-        <w:t>A said, “Her mother’s only son is my brother.” Who is she to A?</w:t>
-      </w:r>
-      <w:r>
-        <w:rPr>
-          <w:lang w:val="en-IN"/>
-        </w:rPr>
-        <w:br/>
-        <w:t>Niece</w:t>
-      </w:r>
-      <w:r>
-        <w:rPr>
-          <w:lang w:val="en-IN"/>
-        </w:rPr>
-        <w:br/>
-        <w:t>Cousin</w:t>
-      </w:r>
-      <w:r>
-        <w:rPr>
-          <w:lang w:val="en-IN"/>
-        </w:rPr>
-        <w:br/>
-        <w:t>Sister</w:t>
-      </w:r>
-      <w:r>
-        <w:rPr>
-          <w:lang w:val="en-IN"/>
-        </w:rPr>
-        <w:br/>
-      </w:r>
-      <w:r>
-        <w:rPr>
-          <w:lang w:val="en-IN"/>
-        </w:rPr>
-        <w:lastRenderedPageBreak/>
-        <w:t>Daughter</w:t>
-      </w:r>
-      <w:r>
-        <w:rPr>
-          <w:lang w:val="en-IN"/>
-        </w:rPr>
-        <w:br/>
-        <w:t>A</w:t>
-      </w:r>
-    </w:p>
-    <w:p>
-      <w:pPr>
-        <w:rPr>
-          <w:lang w:val="en-IN"/>
-        </w:rPr>
-      </w:pPr>
-      <w:r>
-        <w:rPr>
-          <w:lang w:val="en-IN"/>
-        </w:rPr>
-        <w:t>Q48</w:t>
-      </w:r>
-      <w:r>
-        <w:rPr>
-          <w:lang w:val="en-IN"/>
-        </w:rPr>
-        <w:br/>
-        <w:t>A is the brother of B. B’s daughter is C. What is A to C?</w:t>
-      </w:r>
-      <w:r>
-        <w:rPr>
-          <w:lang w:val="en-IN"/>
-        </w:rPr>
-        <w:br/>
-        <w:t>Uncle</w:t>
-      </w:r>
-      <w:r>
-        <w:rPr>
-          <w:lang w:val="en-IN"/>
-        </w:rPr>
-        <w:br/>
-        <w:t>Brother</w:t>
-      </w:r>
-      <w:r>
-        <w:rPr>
-          <w:lang w:val="en-IN"/>
-        </w:rPr>
-        <w:br/>
-        <w:t>Cousin</w:t>
-      </w:r>
-      <w:r>
-        <w:rPr>
-          <w:lang w:val="en-IN"/>
-        </w:rPr>
-        <w:br/>
-        <w:t>Father</w:t>
-      </w:r>
-      <w:r>
-        <w:rPr>
-          <w:lang w:val="en-IN"/>
-        </w:rPr>
-        <w:br/>
-        <w:t>A</w:t>
-      </w:r>
-    </w:p>
-    <w:p>
-      <w:pPr>
-        <w:rPr>
-          <w:lang w:val="en-IN"/>
-        </w:rPr>
-      </w:pPr>
-      <w:r>
-        <w:rPr>
-          <w:lang w:val="en-IN"/>
-        </w:rPr>
-        <w:t>Q49</w:t>
-      </w:r>
-      <w:r>
-        <w:rPr>
-          <w:lang w:val="en-IN"/>
-        </w:rPr>
-        <w:br/>
-        <w:t>If M is the father of N and N is the father of O, how is M related to O?</w:t>
-      </w:r>
-      <w:r>
-        <w:rPr>
-          <w:lang w:val="en-IN"/>
-        </w:rPr>
-        <w:br/>
-        <w:t>Uncle</w:t>
-      </w:r>
-      <w:r>
-        <w:rPr>
-          <w:lang w:val="en-IN"/>
-        </w:rPr>
-        <w:br/>
-        <w:t>Grandfather</w:t>
-      </w:r>
-      <w:r>
-        <w:rPr>
-          <w:lang w:val="en-IN"/>
-        </w:rPr>
-        <w:br/>
-        <w:t>Brother</w:t>
-      </w:r>
-      <w:r>
-        <w:rPr>
-          <w:lang w:val="en-IN"/>
-        </w:rPr>
-        <w:br/>
-        <w:t>Cousin</w:t>
-      </w:r>
-      <w:r>
-        <w:rPr>
-          <w:lang w:val="en-IN"/>
-        </w:rPr>
-        <w:br/>
-        <w:t>B</w:t>
-      </w:r>
-    </w:p>
-    <w:p>
-      <w:pPr>
-        <w:rPr>
-          <w:lang w:val="en-IN"/>
-        </w:rPr>
-      </w:pPr>
-      <w:r>
-        <w:rPr>
-          <w:lang w:val="en-IN"/>
-        </w:rPr>
-        <w:t>Q50</w:t>
-      </w:r>
-      <w:r>
-        <w:rPr>
-          <w:lang w:val="en-IN"/>
-        </w:rPr>
-        <w:br/>
-        <w:t>A said, “The son of my father’s only sister is my cousin.” Is this statement true?</w:t>
-      </w:r>
-      <w:r>
-        <w:rPr>
-          <w:lang w:val="en-IN"/>
-        </w:rPr>
-        <w:br/>
-        <w:t>True</w:t>
-      </w:r>
-      <w:r>
-        <w:rPr>
-          <w:lang w:val="en-IN"/>
-        </w:rPr>
-        <w:br/>
-        <w:t>False</w:t>
-      </w:r>
-      <w:r>
-        <w:rPr>
-          <w:lang w:val="en-IN"/>
-        </w:rPr>
-        <w:br/>
-        <w:t>Cannot tell</w:t>
-      </w:r>
-      <w:r>
-        <w:rPr>
-          <w:lang w:val="en-IN"/>
-        </w:rPr>
-        <w:br/>
-        <w:t>None</w:t>
-      </w:r>
-      <w:r>
-        <w:rPr>
-          <w:lang w:val="en-IN"/>
-        </w:rPr>
-        <w:br/>
-        <w:t>A</w:t>
-      </w:r>
-    </w:p>
+    <w:p/>
     <w:sectPr>
       <w:type w:val="continuous"/>
       <w:pgSz w:w="11910" w:h="16840"/>
